--- a/data/missions/b6297879e2dd_devis.docx
+++ b/data/missions/b6297879e2dd_devis.docx
@@ -316,7 +316,7 @@
               <w:rPr>
                 <w:sz w:val="19"/>
               </w:rPr>
-              <w:t>45€/h — 40.00h</w:t>
+              <w:t>34€/h — 40.00h</w:t>
             </w:r>
           </w:p>
         </w:tc>
@@ -332,7 +332,7 @@
               <w:rPr>
                 <w:sz w:val="19"/>
               </w:rPr>
-              <w:t>1800.00</w:t>
+              <w:t>1360.00</w:t>
             </w:r>
           </w:p>
         </w:tc>
@@ -447,7 +447,7 @@
               <w:rPr>
                 <w:sz w:val="19"/>
               </w:rPr>
-              <w:t>11€/h — 20.00h</w:t>
+              <w:t>14€/h — 20.00h</w:t>
             </w:r>
           </w:p>
         </w:tc>
@@ -463,7 +463,7 @@
               <w:rPr>
                 <w:sz w:val="19"/>
               </w:rPr>
-              <w:t>220.00</w:t>
+              <w:t>280.00</w:t>
             </w:r>
           </w:p>
         </w:tc>
@@ -495,7 +495,7 @@
               <w:rPr>
                 <w:b/>
               </w:rPr>
-              <w:t>2020.00 € TTC</w:t>
+              <w:t>1640.00 € TTC</w:t>
             </w:r>
           </w:p>
         </w:tc>

--- a/data/missions/b6297879e2dd_devis.docx
+++ b/data/missions/b6297879e2dd_devis.docx
@@ -10,7 +10,7 @@
         <w:rPr>
           <w:sz w:val="18"/>
         </w:rPr>
-        <w:t>SIRET : 848 406 260 00028</w:t>
+        <w:t>SIRET : 845 032 374 00025</w:t>
       </w:r>
     </w:p>
     <w:p>
@@ -21,7 +21,7 @@
         <w:rPr>
           <w:sz w:val="18"/>
         </w:rPr>
-        <w:t>Anna Malzy Training</w:t>
+        <w:t>Leone Crinnion EI</w:t>
       </w:r>
     </w:p>
     <w:p>
@@ -32,7 +32,7 @@
         <w:rPr>
           <w:sz w:val="18"/>
         </w:rPr>
-        <w:t>Tel. : +33 (0)7 70 00 02 06</w:t>
+        <w:t>11 Avenue Armand Lanoux, Apt 35 Port D'Attache, 66750 Saint-Cyprien</w:t>
       </w:r>
     </w:p>
     <w:p>
@@ -43,29 +43,7 @@
         <w:rPr>
           <w:sz w:val="18"/>
         </w:rPr>
-        <w:t>Anna Malzy Training, 13 Avenue de Maignon, 64600 Anglet</w:t>
-      </w:r>
-    </w:p>
-    <w:p>
-      <w:pPr>
-        <w:jc w:val="right"/>
-      </w:pPr>
-      <w:r>
-        <w:rPr>
-          <w:sz w:val="18"/>
-        </w:rPr>
-        <w:t>N° Déclaration d'activités : 75640581264</w:t>
-      </w:r>
-    </w:p>
-    <w:p>
-      <w:pPr>
-        <w:jc w:val="right"/>
-      </w:pPr>
-      <w:r>
-        <w:rPr>
-          <w:sz w:val="18"/>
-        </w:rPr>
-        <w:t>Anglet, le 22/07/2026</w:t>
+        <w:t>Saint-Cyprien, le 23/07/2026</w:t>
       </w:r>
     </w:p>
     <w:p/>
@@ -316,7 +294,7 @@
               <w:rPr>
                 <w:sz w:val="19"/>
               </w:rPr>
-              <w:t>34€/h — 40.00h</w:t>
+              <w:t>75€/h — 40.00h</w:t>
             </w:r>
           </w:p>
         </w:tc>
@@ -332,7 +310,7 @@
               <w:rPr>
                 <w:sz w:val="19"/>
               </w:rPr>
-              <w:t>1360.00</w:t>
+              <w:t>3000.00</w:t>
             </w:r>
           </w:p>
         </w:tc>
@@ -447,7 +425,7 @@
               <w:rPr>
                 <w:sz w:val="19"/>
               </w:rPr>
-              <w:t>14€/h — 20.00h</w:t>
+              <w:t>11€/h — 20.00h</w:t>
             </w:r>
           </w:p>
         </w:tc>
@@ -463,7 +441,7 @@
               <w:rPr>
                 <w:sz w:val="19"/>
               </w:rPr>
-              <w:t>280.00</w:t>
+              <w:t>220.00</w:t>
             </w:r>
           </w:p>
         </w:tc>
@@ -495,7 +473,7 @@
               <w:rPr>
                 <w:b/>
               </w:rPr>
-              <w:t>1640.00 € TTC</w:t>
+              <w:t>3220.00 € TTC</w:t>
             </w:r>
           </w:p>
         </w:tc>
